--- a/public/Refer/Barclays/Hitesh Taneja Resume.docx
+++ b/public/Refer/Barclays/Hitesh Taneja Resume.docx
@@ -122,7 +122,7 @@
             <w:sz w:val="22"/>
             <w:szCs w:val="22"/>
           </w:rPr>
-          <w:t>l</w:t>
+          <w:t>L</w:t>
         </w:r>
         <w:r>
           <w:rPr>
@@ -130,7 +130,7 @@
             <w:sz w:val="22"/>
             <w:szCs w:val="22"/>
           </w:rPr>
-          <w:t>inkedin</w:t>
+          <w:t>inkedIn</w:t>
         </w:r>
       </w:hyperlink>
     </w:p>
@@ -174,7 +174,7 @@
           <w:sz w:val="22"/>
           <w:szCs w:val="22"/>
         </w:rPr>
-        <w:t>Accomplished data and business analysis professional with 2 years’ experience at Accenture delivering scalable ETL pipelines and data-driven solutions. Skilled in requirements gathering, stakeholder collaboration, and translating business needs into technical specifications across Agile and Waterfall projects.</w:t>
+        <w:t>Data Scientist with expertise in designing and deploying production-grade ML models, scalable data pipelines, and advanced analytics solutions. Proven track record of delivering strategic data initiatives, leading end-to-end ML projects, and driving automation that reduced manual effort by 99%. Experienced in stakeholder collaboration, CI/CD deployment, and cloud-based big data systems.</w:t>
       </w:r>
     </w:p>
     <w:p>
@@ -1095,23 +1095,23 @@
           <w:sz w:val="22"/>
           <w:szCs w:val="22"/>
         </w:rPr>
-        <w:t>Data Eng</w:t>
-      </w:r>
-      <w:r>
-        <w:rPr>
-          <w:b/>
-          <w:sz w:val="22"/>
-          <w:szCs w:val="22"/>
-        </w:rPr>
-        <w:t>ineer, Management</w:t>
-      </w:r>
-      <w:r>
-        <w:rPr>
-          <w:b/>
-          <w:sz w:val="22"/>
-          <w:szCs w:val="22"/>
-        </w:rPr>
-        <w:t xml:space="preserve"> &amp; Governance Associate</w:t>
+        <w:t xml:space="preserve">Data </w:t>
+      </w:r>
+      <w:r>
+        <w:rPr>
+          <w:b/>
+          <w:sz w:val="22"/>
+          <w:szCs w:val="22"/>
+        </w:rPr>
+        <w:t>and AI</w:t>
+      </w:r>
+      <w:r>
+        <w:rPr>
+          <w:b/>
+          <w:sz w:val="22"/>
+          <w:szCs w:val="22"/>
+        </w:rPr>
+        <w:t xml:space="preserve"> Associate</w:t>
       </w:r>
       <w:r>
         <w:rPr>
@@ -1169,6 +1169,41 @@
         </w:rPr>
         <w:tab/>
         <w:t xml:space="preserve"> </w:t>
+      </w:r>
+      <w:r>
+        <w:rPr>
+          <w:sz w:val="22"/>
+          <w:szCs w:val="22"/>
+        </w:rPr>
+        <w:tab/>
+      </w:r>
+      <w:r>
+        <w:rPr>
+          <w:sz w:val="22"/>
+          <w:szCs w:val="22"/>
+        </w:rPr>
+        <w:tab/>
+      </w:r>
+      <w:r>
+        <w:rPr>
+          <w:sz w:val="22"/>
+          <w:szCs w:val="22"/>
+        </w:rPr>
+        <w:tab/>
+      </w:r>
+      <w:r>
+        <w:rPr>
+          <w:sz w:val="22"/>
+          <w:szCs w:val="22"/>
+        </w:rPr>
+        <w:tab/>
+      </w:r>
+      <w:r>
+        <w:rPr>
+          <w:sz w:val="22"/>
+          <w:szCs w:val="22"/>
+        </w:rPr>
+        <w:tab/>
       </w:r>
       <w:r>
         <w:rPr>
@@ -1185,76 +1220,12 @@
         <w:pStyle w:val="ListParagraph"/>
         <w:numPr>
           <w:ilvl w:val="0"/>
-          <w:numId w:val="4"/>
+          <w:numId w:val="8"/>
         </w:numPr>
-        <w:rPr>
-          <w:sz w:val="22"/>
-          <w:szCs w:val="22"/>
-        </w:rPr>
-      </w:pPr>
-      <w:r>
-        <w:rPr>
-          <w:b/>
-          <w:bCs/>
-          <w:sz w:val="22"/>
-          <w:szCs w:val="22"/>
-        </w:rPr>
-        <w:t>Reduced manual data processing by 99%</w:t>
-      </w:r>
-      <w:r>
-        <w:rPr>
-          <w:sz w:val="22"/>
-          <w:szCs w:val="22"/>
-        </w:rPr>
-        <w:t xml:space="preserve"> by engineering and deploying automated end-to-end </w:t>
-      </w:r>
-      <w:r>
-        <w:rPr>
-          <w:b/>
-          <w:bCs/>
-          <w:sz w:val="22"/>
-          <w:szCs w:val="22"/>
-        </w:rPr>
-        <w:t>ETL pipelines</w:t>
-      </w:r>
-      <w:r>
-        <w:rPr>
-          <w:sz w:val="22"/>
-          <w:szCs w:val="22"/>
-        </w:rPr>
-        <w:t xml:space="preserve"> using </w:t>
-      </w:r>
-      <w:r>
-        <w:rPr>
-          <w:b/>
-          <w:bCs/>
-          <w:sz w:val="22"/>
-          <w:szCs w:val="22"/>
-        </w:rPr>
-        <w:t>SSIS and Autosys</w:t>
-      </w:r>
-      <w:r>
-        <w:rPr>
-          <w:sz w:val="22"/>
-          <w:szCs w:val="22"/>
-        </w:rPr>
-        <w:t xml:space="preserve">, </w:t>
-      </w:r>
-      <w:r>
-        <w:rPr>
-          <w:b/>
-          <w:bCs/>
-          <w:sz w:val="22"/>
-          <w:szCs w:val="22"/>
-        </w:rPr>
-        <w:t>enabling real-time analytics for key business stakeholders</w:t>
-      </w:r>
-      <w:r>
-        <w:rPr>
-          <w:sz w:val="22"/>
-          <w:szCs w:val="22"/>
-        </w:rPr>
-        <w:t>.</w:t>
+        <w:shd w:val="clear" w:color="auto" w:fill="FFFFFF"/>
+      </w:pPr>
+      <w:r>
+        <w:t>Led development of anomaly detection models using Python, IQR, and Cook’s Distance, deployed via CI/CD pipelines with Git, Jenkins, and Docker — improving data quality for regulatory compliance.</w:t>
       </w:r>
     </w:p>
     <w:p>
@@ -1262,35 +1233,12 @@
         <w:pStyle w:val="ListParagraph"/>
         <w:numPr>
           <w:ilvl w:val="0"/>
-          <w:numId w:val="4"/>
+          <w:numId w:val="8"/>
         </w:numPr>
-        <w:rPr>
-          <w:sz w:val="22"/>
-          <w:szCs w:val="22"/>
-        </w:rPr>
-      </w:pPr>
-      <w:r>
-        <w:rPr>
-          <w:sz w:val="22"/>
-          <w:szCs w:val="22"/>
-        </w:rPr>
-        <w:t xml:space="preserve">Engineered scalable Big Data solutions on AWS, </w:t>
-      </w:r>
-      <w:r>
-        <w:rPr>
-          <w:b/>
-          <w:bCs/>
-          <w:sz w:val="22"/>
-          <w:szCs w:val="22"/>
-        </w:rPr>
-        <w:t>reducing data processing runtimes by 30%</w:t>
-      </w:r>
-      <w:r>
-        <w:rPr>
-          <w:sz w:val="22"/>
-          <w:szCs w:val="22"/>
-        </w:rPr>
-        <w:t xml:space="preserve"> for terabyte-scale datasets using Python, Spark, and SQL.</w:t>
+        <w:shd w:val="clear" w:color="auto" w:fill="FFFFFF"/>
+      </w:pPr>
+      <w:r>
+        <w:t>Directed a team of analysts and engineers offshore to deliver a data migration program enabling closure of 63 Ulster Bank branches in Ireland, ensuring customer offboarding was automated, compliant, and transparent.</w:t>
       </w:r>
     </w:p>
     <w:p>
@@ -1298,51 +1246,12 @@
         <w:pStyle w:val="ListParagraph"/>
         <w:numPr>
           <w:ilvl w:val="0"/>
-          <w:numId w:val="4"/>
+          <w:numId w:val="8"/>
         </w:numPr>
-        <w:rPr>
-          <w:sz w:val="22"/>
-          <w:szCs w:val="22"/>
-        </w:rPr>
-      </w:pPr>
-      <w:r>
-        <w:rPr>
-          <w:sz w:val="22"/>
-          <w:szCs w:val="22"/>
-        </w:rPr>
-        <w:t xml:space="preserve">Collaborated with </w:t>
-      </w:r>
-      <w:r>
-        <w:rPr>
-          <w:b/>
-          <w:bCs/>
-          <w:sz w:val="22"/>
-          <w:szCs w:val="22"/>
-        </w:rPr>
-        <w:t>cross-functional stakeholders to define business requirements</w:t>
-      </w:r>
-      <w:r>
-        <w:rPr>
-          <w:sz w:val="22"/>
-          <w:szCs w:val="22"/>
-        </w:rPr>
-        <w:t xml:space="preserve"> for </w:t>
-      </w:r>
-      <w:r>
-        <w:rPr>
-          <w:b/>
-          <w:bCs/>
-          <w:sz w:val="22"/>
-          <w:szCs w:val="22"/>
-        </w:rPr>
-        <w:t>anomaly detection and reporting</w:t>
-      </w:r>
-      <w:r>
-        <w:rPr>
-          <w:sz w:val="22"/>
-          <w:szCs w:val="22"/>
-        </w:rPr>
-        <w:t>, ensuring alignment with strategic objectives.</w:t>
+        <w:shd w:val="clear" w:color="auto" w:fill="FFFFFF"/>
+      </w:pPr>
+      <w:r>
+        <w:t>Built production-ready SSIS packages deployed on Autosys, cutting manual effort by 99% and enabling scalable, auditable file transfers between client and D365 teams.</w:t>
       </w:r>
     </w:p>
     <w:p>
@@ -1350,35 +1259,12 @@
         <w:pStyle w:val="ListParagraph"/>
         <w:numPr>
           <w:ilvl w:val="0"/>
-          <w:numId w:val="4"/>
+          <w:numId w:val="8"/>
         </w:numPr>
-        <w:rPr>
-          <w:sz w:val="22"/>
-          <w:szCs w:val="22"/>
-        </w:rPr>
-      </w:pPr>
-      <w:r>
-        <w:rPr>
-          <w:sz w:val="22"/>
-          <w:szCs w:val="22"/>
-        </w:rPr>
-        <w:t xml:space="preserve">Managed </w:t>
-      </w:r>
-      <w:r>
-        <w:rPr>
-          <w:b/>
-          <w:bCs/>
-          <w:sz w:val="22"/>
-          <w:szCs w:val="22"/>
-        </w:rPr>
-        <w:t>multiple concurrent change requests</w:t>
-      </w:r>
-      <w:r>
-        <w:rPr>
-          <w:sz w:val="22"/>
-          <w:szCs w:val="22"/>
-        </w:rPr>
-        <w:t>, working closely with business and IT teams to deliver effective solutions on time.</w:t>
+        <w:shd w:val="clear" w:color="auto" w:fill="FFFFFF"/>
+      </w:pPr>
+      <w:r>
+        <w:t>Designed and implemented Tableau dashboards for executives, monitoring customer lifecycle, anomalies, and closure progress, supporting strategic decision-making.</w:t>
       </w:r>
     </w:p>
     <w:p>
@@ -1386,42 +1272,76 @@
         <w:pStyle w:val="ListParagraph"/>
         <w:numPr>
           <w:ilvl w:val="0"/>
-          <w:numId w:val="4"/>
+          <w:numId w:val="8"/>
         </w:numPr>
-        <w:rPr>
-          <w:sz w:val="22"/>
-          <w:szCs w:val="22"/>
-        </w:rPr>
-      </w:pPr>
-      <w:r>
-        <w:rPr>
-          <w:sz w:val="22"/>
-          <w:szCs w:val="22"/>
-        </w:rPr>
-        <w:t>Delivered</w:t>
-      </w:r>
-      <w:r>
-        <w:rPr>
-          <w:sz w:val="22"/>
-          <w:szCs w:val="22"/>
-        </w:rPr>
-        <w:t xml:space="preserve"> </w:t>
-      </w:r>
-      <w:r>
-        <w:rPr>
-          <w:sz w:val="22"/>
-          <w:szCs w:val="22"/>
-        </w:rPr>
-        <w:t xml:space="preserve">new analytical capabilities by designing and implementing optimised data models and star schemas in a data warehouse environment, </w:t>
-      </w:r>
-      <w:r>
-        <w:rPr>
-          <w:b/>
-          <w:bCs/>
-          <w:sz w:val="22"/>
-          <w:szCs w:val="22"/>
-        </w:rPr>
-        <w:t>enabling stakeholders with self-service analytics through interactive Tableau dashboards.</w:t>
+        <w:shd w:val="clear" w:color="auto" w:fill="FFFFFF"/>
+        <w:rPr>
+          <w:sz w:val="22"/>
+          <w:szCs w:val="22"/>
+        </w:rPr>
+      </w:pPr>
+      <w:r>
+        <w:t>Collaborated with data scientists, engineers, and stakeholders to establish best practices for data modelling and governance, ensuring GDPR compliance.</w:t>
+      </w:r>
+      <w:r>
+        <w:rPr>
+          <w:b/>
+          <w:sz w:val="22"/>
+          <w:szCs w:val="22"/>
+          <w:highlight w:val="white"/>
+        </w:rPr>
+        <w:tab/>
+      </w:r>
+      <w:r>
+        <w:rPr>
+          <w:sz w:val="22"/>
+          <w:szCs w:val="22"/>
+          <w:highlight w:val="white"/>
+        </w:rPr>
+        <w:tab/>
+      </w:r>
+      <w:r>
+        <w:rPr>
+          <w:sz w:val="22"/>
+          <w:szCs w:val="22"/>
+          <w:highlight w:val="white"/>
+        </w:rPr>
+        <w:tab/>
+      </w:r>
+      <w:r>
+        <w:rPr>
+          <w:sz w:val="22"/>
+          <w:szCs w:val="22"/>
+          <w:highlight w:val="white"/>
+        </w:rPr>
+        <w:tab/>
+      </w:r>
+      <w:r>
+        <w:rPr>
+          <w:sz w:val="22"/>
+          <w:szCs w:val="22"/>
+          <w:highlight w:val="white"/>
+        </w:rPr>
+        <w:tab/>
+        <w:t xml:space="preserve">                                </w:t>
+      </w:r>
+    </w:p>
+    <w:p>
+      <w:pPr>
+        <w:jc w:val="both"/>
+        <w:rPr>
+          <w:sz w:val="22"/>
+          <w:szCs w:val="22"/>
+        </w:rPr>
+      </w:pPr>
+      <w:r>
+        <w:rPr>
+          <w:b/>
+          <w:sz w:val="22"/>
+          <w:szCs w:val="22"/>
+          <w:u w:val="single"/>
+        </w:rPr>
+        <w:t>SKILLS</w:t>
       </w:r>
     </w:p>
     <w:p>
@@ -1429,51 +1349,47 @@
         <w:pStyle w:val="ListParagraph"/>
         <w:numPr>
           <w:ilvl w:val="0"/>
-          <w:numId w:val="4"/>
+          <w:numId w:val="9"/>
         </w:numPr>
         <w:rPr>
-          <w:sz w:val="22"/>
-          <w:szCs w:val="22"/>
-        </w:rPr>
-      </w:pPr>
-      <w:r>
-        <w:rPr>
-          <w:sz w:val="22"/>
-          <w:szCs w:val="22"/>
-        </w:rPr>
-        <w:t xml:space="preserve">Contributed to a critical divestment program for a </w:t>
-      </w:r>
-      <w:r>
-        <w:rPr>
-          <w:b/>
+          <w:b/>
+          <w:sz w:val="22"/>
+          <w:szCs w:val="22"/>
+        </w:rPr>
+      </w:pPr>
+      <w:r>
+        <w:rPr>
+          <w:b/>
+          <w:sz w:val="22"/>
+          <w:szCs w:val="22"/>
+        </w:rPr>
+        <w:t xml:space="preserve">Programming &amp; ML: </w:t>
+      </w:r>
+      <w:r>
+        <w:rPr>
           <w:bCs/>
           <w:sz w:val="22"/>
           <w:szCs w:val="22"/>
         </w:rPr>
-        <w:t xml:space="preserve">major retail bank </w:t>
-      </w:r>
-      <w:r>
-        <w:rPr>
-          <w:sz w:val="22"/>
-          <w:szCs w:val="22"/>
-        </w:rPr>
-        <w:t xml:space="preserve">by developing analytical models to identify and </w:t>
-      </w:r>
-      <w:r>
-        <w:rPr>
-          <w:b/>
+        <w:t xml:space="preserve">Python (NumPy, Pandas, scikit-learn, </w:t>
+      </w:r>
+      <w:proofErr w:type="spellStart"/>
+      <w:r>
+        <w:rPr>
           <w:bCs/>
           <w:sz w:val="22"/>
           <w:szCs w:val="22"/>
         </w:rPr>
-        <w:t>segment at-risk customers</w:t>
-      </w:r>
-      <w:r>
-        <w:rPr>
-          <w:sz w:val="22"/>
-          <w:szCs w:val="22"/>
-        </w:rPr>
-        <w:t>, informing the strategic roadmap for asset migration and regulatory compliance.</w:t>
+        <w:t>XGBoost</w:t>
+      </w:r>
+      <w:proofErr w:type="spellEnd"/>
+      <w:r>
+        <w:rPr>
+          <w:bCs/>
+          <w:sz w:val="22"/>
+          <w:szCs w:val="22"/>
+        </w:rPr>
+        <w:t>), SQL</w:t>
       </w:r>
     </w:p>
     <w:p>
@@ -1481,155 +1397,151 @@
         <w:pStyle w:val="ListParagraph"/>
         <w:numPr>
           <w:ilvl w:val="0"/>
-          <w:numId w:val="4"/>
+          <w:numId w:val="9"/>
         </w:numPr>
         <w:rPr>
-          <w:sz w:val="22"/>
-          <w:szCs w:val="22"/>
-        </w:rPr>
-      </w:pPr>
-      <w:r>
-        <w:rPr>
-          <w:b/>
+          <w:b/>
+          <w:sz w:val="22"/>
+          <w:szCs w:val="22"/>
+        </w:rPr>
+      </w:pPr>
+      <w:r>
+        <w:rPr>
+          <w:b/>
+          <w:sz w:val="22"/>
+          <w:szCs w:val="22"/>
+        </w:rPr>
+        <w:t xml:space="preserve">Machine Learning: </w:t>
+      </w:r>
+      <w:r>
+        <w:rPr>
           <w:bCs/>
           <w:sz w:val="22"/>
           <w:szCs w:val="22"/>
         </w:rPr>
-        <w:t>Ensured GDPR compliance and robust data governance</w:t>
-      </w:r>
-      <w:r>
-        <w:rPr>
-          <w:sz w:val="22"/>
-          <w:szCs w:val="22"/>
-        </w:rPr>
-        <w:t xml:space="preserve"> by developing comprehensive </w:t>
-      </w:r>
-      <w:r>
-        <w:rPr>
-          <w:b/>
-          <w:bCs/>
-          <w:sz w:val="22"/>
-          <w:szCs w:val="22"/>
-        </w:rPr>
-        <w:t>documentation</w:t>
-      </w:r>
-      <w:r>
-        <w:rPr>
-          <w:sz w:val="22"/>
-          <w:szCs w:val="22"/>
-        </w:rPr>
-        <w:t xml:space="preserve"> and implementing technical controls, including data masking, encryption, and fine-grained access control.</w:t>
+        <w:t>Supervised/Unsupervised ML, Time-Series, Anomaly Detection, Model Explainability (SHAP), LLM Fundamentals</w:t>
       </w:r>
     </w:p>
     <w:p>
       <w:pPr>
-        <w:shd w:val="clear" w:color="auto" w:fill="FFFFFF"/>
-        <w:rPr>
-          <w:sz w:val="22"/>
-          <w:szCs w:val="22"/>
-        </w:rPr>
-      </w:pPr>
-      <w:r>
-        <w:rPr>
-          <w:b/>
-          <w:sz w:val="22"/>
-          <w:szCs w:val="22"/>
-          <w:highlight w:val="white"/>
-        </w:rPr>
-        <w:tab/>
-      </w:r>
-      <w:r>
-        <w:rPr>
-          <w:sz w:val="22"/>
-          <w:szCs w:val="22"/>
-          <w:highlight w:val="white"/>
-        </w:rPr>
-        <w:tab/>
-      </w:r>
-      <w:r>
-        <w:rPr>
-          <w:sz w:val="22"/>
-          <w:szCs w:val="22"/>
-          <w:highlight w:val="white"/>
-        </w:rPr>
-        <w:tab/>
-      </w:r>
-      <w:r>
-        <w:rPr>
-          <w:sz w:val="22"/>
-          <w:szCs w:val="22"/>
-          <w:highlight w:val="white"/>
-        </w:rPr>
-        <w:tab/>
-      </w:r>
-      <w:r>
-        <w:rPr>
-          <w:sz w:val="22"/>
-          <w:szCs w:val="22"/>
-          <w:highlight w:val="white"/>
-        </w:rPr>
-        <w:tab/>
-        <w:t xml:space="preserve">                                </w:t>
+        <w:pStyle w:val="ListParagraph"/>
+        <w:numPr>
+          <w:ilvl w:val="0"/>
+          <w:numId w:val="9"/>
+        </w:numPr>
+        <w:rPr>
+          <w:bCs/>
+          <w:sz w:val="22"/>
+          <w:szCs w:val="22"/>
+        </w:rPr>
+      </w:pPr>
+      <w:proofErr w:type="spellStart"/>
+      <w:r>
+        <w:rPr>
+          <w:b/>
+          <w:sz w:val="22"/>
+          <w:szCs w:val="22"/>
+        </w:rPr>
+        <w:t>MLOps</w:t>
+      </w:r>
+      <w:proofErr w:type="spellEnd"/>
+      <w:r>
+        <w:rPr>
+          <w:b/>
+          <w:sz w:val="22"/>
+          <w:szCs w:val="22"/>
+        </w:rPr>
+        <w:t xml:space="preserve"> &amp; Engineering: </w:t>
+      </w:r>
+      <w:r>
+        <w:rPr>
+          <w:bCs/>
+          <w:sz w:val="22"/>
+          <w:szCs w:val="22"/>
+        </w:rPr>
+        <w:t>CI/CD, Git, Jenkins, Docker, Spark, Distributed Computing, Data Governance</w:t>
       </w:r>
     </w:p>
     <w:p>
       <w:pPr>
-        <w:jc w:val="both"/>
-        <w:rPr>
-          <w:sz w:val="22"/>
-          <w:szCs w:val="22"/>
-        </w:rPr>
-      </w:pPr>
-      <w:r>
-        <w:rPr>
-          <w:b/>
-          <w:sz w:val="22"/>
-          <w:szCs w:val="22"/>
-          <w:u w:val="single"/>
-        </w:rPr>
-        <w:t>SKILLS</w:t>
+        <w:pStyle w:val="ListParagraph"/>
+        <w:numPr>
+          <w:ilvl w:val="0"/>
+          <w:numId w:val="9"/>
+        </w:numPr>
+        <w:rPr>
+          <w:bCs/>
+          <w:sz w:val="22"/>
+          <w:szCs w:val="22"/>
+        </w:rPr>
+      </w:pPr>
+      <w:r>
+        <w:rPr>
+          <w:bCs/>
+          <w:sz w:val="22"/>
+          <w:szCs w:val="22"/>
+        </w:rPr>
+        <w:t>Cloud &amp; Big Data: AWS (S3, EC2), Azure (exposure), Databricks, Hadoop</w:t>
       </w:r>
     </w:p>
     <w:p>
       <w:pPr>
+        <w:pStyle w:val="ListParagraph"/>
+        <w:numPr>
+          <w:ilvl w:val="0"/>
+          <w:numId w:val="9"/>
+        </w:numPr>
+        <w:rPr>
+          <w:b/>
+          <w:sz w:val="22"/>
+          <w:szCs w:val="22"/>
+        </w:rPr>
+      </w:pPr>
+      <w:r>
+        <w:rPr>
+          <w:b/>
+          <w:sz w:val="22"/>
+          <w:szCs w:val="22"/>
+        </w:rPr>
+        <w:t xml:space="preserve">Visualisation &amp; BI: </w:t>
+      </w:r>
+      <w:r>
         <w:rPr>
           <w:bCs/>
           <w:sz w:val="22"/>
           <w:szCs w:val="22"/>
         </w:rPr>
-      </w:pPr>
-      <w:r>
-        <w:rPr>
-          <w:b/>
-          <w:sz w:val="22"/>
-          <w:szCs w:val="22"/>
-        </w:rPr>
-        <w:t>Languages:</w:t>
-      </w:r>
-      <w:r>
-        <w:rPr>
-          <w:bCs/>
-          <w:sz w:val="22"/>
-          <w:szCs w:val="22"/>
-        </w:rPr>
-        <w:t xml:space="preserve"> Python, SQL</w:t>
+        <w:t>Tableau, Power BI, Advanced Excel</w:t>
       </w:r>
     </w:p>
     <w:p>
       <w:pPr>
+        <w:pStyle w:val="ListParagraph"/>
+        <w:numPr>
+          <w:ilvl w:val="0"/>
+          <w:numId w:val="9"/>
+        </w:numPr>
+        <w:rPr>
+          <w:b/>
+          <w:sz w:val="22"/>
+          <w:szCs w:val="22"/>
+        </w:rPr>
+      </w:pPr>
+      <w:r>
+        <w:rPr>
+          <w:b/>
+          <w:sz w:val="22"/>
+          <w:szCs w:val="22"/>
+        </w:rPr>
+        <w:t xml:space="preserve">Leadership &amp; Strategy: </w:t>
+      </w:r>
+      <w:r>
         <w:rPr>
           <w:bCs/>
           <w:sz w:val="22"/>
           <w:szCs w:val="22"/>
         </w:rPr>
-      </w:pPr>
-      <w:r>
-        <w:rPr>
-          <w:b/>
-          <w:sz w:val="22"/>
-          <w:szCs w:val="22"/>
-        </w:rPr>
-        <w:t>Python Libraries:</w:t>
+        <w:t xml:space="preserve">Stakeholder Management, Agile Project Delivery, Technical </w:t>
       </w:r>
       <w:r>
         <w:rPr>
@@ -1637,171 +1549,15 @@
           <w:sz w:val="22"/>
           <w:szCs w:val="22"/>
         </w:rPr>
-        <w:t xml:space="preserve"> Pandas, NumPy, Scikit-learn, PySpark, Matplotlib, Seaborn</w:t>
-      </w:r>
-    </w:p>
-    <w:p>
-      <w:pPr>
+        <w:t>Road mapping</w:t>
+      </w:r>
+      <w:r>
         <w:rPr>
           <w:bCs/>
           <w:sz w:val="22"/>
           <w:szCs w:val="22"/>
         </w:rPr>
-      </w:pPr>
-      <w:r>
-        <w:rPr>
-          <w:b/>
-          <w:sz w:val="22"/>
-          <w:szCs w:val="22"/>
-        </w:rPr>
-        <w:t>Big Data &amp; Cloud:</w:t>
-      </w:r>
-      <w:r>
-        <w:rPr>
-          <w:bCs/>
-          <w:sz w:val="22"/>
-          <w:szCs w:val="22"/>
-        </w:rPr>
-        <w:t xml:space="preserve"> AWS (S3, EC2), Spark, Distributed Computing</w:t>
-      </w:r>
-    </w:p>
-    <w:p>
-      <w:pPr>
-        <w:rPr>
-          <w:bCs/>
-          <w:sz w:val="22"/>
-          <w:szCs w:val="22"/>
-        </w:rPr>
-      </w:pPr>
-      <w:r>
-        <w:rPr>
-          <w:b/>
-          <w:sz w:val="22"/>
-          <w:szCs w:val="22"/>
-        </w:rPr>
-        <w:t>Databases &amp; ETL:</w:t>
-      </w:r>
-      <w:r>
-        <w:rPr>
-          <w:bCs/>
-          <w:sz w:val="22"/>
-          <w:szCs w:val="22"/>
-        </w:rPr>
-        <w:t xml:space="preserve"> SSIS, Autosys,</w:t>
-      </w:r>
-      <w:r>
-        <w:rPr>
-          <w:bCs/>
-          <w:sz w:val="22"/>
-          <w:szCs w:val="22"/>
-        </w:rPr>
-        <w:t xml:space="preserve"> </w:t>
-      </w:r>
-      <w:r>
-        <w:rPr>
-          <w:bCs/>
-          <w:sz w:val="22"/>
-          <w:szCs w:val="22"/>
-        </w:rPr>
-        <w:t>Data Pipelines, Data Cleaning</w:t>
-      </w:r>
-    </w:p>
-    <w:p>
-      <w:pPr>
-        <w:rPr>
-          <w:bCs/>
-          <w:sz w:val="22"/>
-          <w:szCs w:val="22"/>
-        </w:rPr>
-      </w:pPr>
-      <w:r>
-        <w:rPr>
-          <w:b/>
-          <w:sz w:val="22"/>
-          <w:szCs w:val="22"/>
-        </w:rPr>
-        <w:t>BI &amp; Visualisation:</w:t>
-      </w:r>
-      <w:r>
-        <w:rPr>
-          <w:bCs/>
-          <w:sz w:val="22"/>
-          <w:szCs w:val="22"/>
-        </w:rPr>
-        <w:t xml:space="preserve"> Tableau, Power BI, Advanced Excel</w:t>
-      </w:r>
-    </w:p>
-    <w:p>
-      <w:pPr>
-        <w:rPr>
-          <w:bCs/>
-          <w:sz w:val="22"/>
-          <w:szCs w:val="22"/>
-        </w:rPr>
-      </w:pPr>
-      <w:r>
-        <w:rPr>
-          <w:b/>
-          <w:sz w:val="22"/>
-          <w:szCs w:val="22"/>
-        </w:rPr>
-        <w:t xml:space="preserve">Business Analysis: </w:t>
-      </w:r>
-      <w:r>
-        <w:rPr>
-          <w:bCs/>
-          <w:sz w:val="22"/>
-          <w:szCs w:val="22"/>
-        </w:rPr>
-        <w:t>Requirements Gathering, Stakeholder Managemen</w:t>
-      </w:r>
-      <w:r>
-        <w:rPr>
-          <w:bCs/>
-          <w:sz w:val="22"/>
-          <w:szCs w:val="22"/>
-        </w:rPr>
-        <w:t>t</w:t>
-      </w:r>
-      <w:r>
-        <w:rPr>
-          <w:bCs/>
-          <w:sz w:val="22"/>
-          <w:szCs w:val="22"/>
-        </w:rPr>
-        <w:t>, UAT, Agile</w:t>
-      </w:r>
-      <w:r>
-        <w:rPr>
-          <w:bCs/>
-          <w:sz w:val="22"/>
-          <w:szCs w:val="22"/>
-        </w:rPr>
-        <w:t xml:space="preserve"> &amp; Waterfall</w:t>
-      </w:r>
-      <w:r>
-        <w:rPr>
-          <w:bCs/>
-          <w:sz w:val="22"/>
-          <w:szCs w:val="22"/>
-        </w:rPr>
-        <w:t>, Documentation (BRD/FRD)</w:t>
-      </w:r>
-      <w:r>
-        <w:rPr>
-          <w:bCs/>
-          <w:sz w:val="22"/>
-          <w:szCs w:val="22"/>
-        </w:rPr>
-        <w:t>, JIRA</w:t>
-      </w:r>
-      <w:r>
-        <w:rPr>
-          <w:bCs/>
-          <w:sz w:val="22"/>
-          <w:szCs w:val="22"/>
-        </w:rPr>
-        <w:t>, Confluence</w:t>
+        <w:t>, Mentorship</w:t>
       </w:r>
     </w:p>
     <w:p>
@@ -2195,16 +1951,62 @@
           <w:sz w:val="22"/>
           <w:szCs w:val="22"/>
         </w:rPr>
-        <w:t>(RNA-Seq)</w:t>
-      </w:r>
+        <w:t>(RNA-</w:t>
+      </w:r>
+      <w:proofErr w:type="spellStart"/>
       <w:r>
         <w:rPr>
           <w:color w:val="000000"/>
           <w:sz w:val="22"/>
           <w:szCs w:val="22"/>
         </w:rPr>
+        <w:t>Seq</w:t>
+      </w:r>
+      <w:proofErr w:type="spellEnd"/>
+      <w:r>
+        <w:rPr>
+          <w:color w:val="000000"/>
+          <w:sz w:val="22"/>
+          <w:szCs w:val="22"/>
+        </w:rPr>
+        <w:t>)</w:t>
+      </w:r>
+      <w:r>
+        <w:rPr>
+          <w:color w:val="000000"/>
+          <w:sz w:val="22"/>
+          <w:szCs w:val="22"/>
+        </w:rPr>
         <w:t>, and university surveys.</w:t>
       </w:r>
+    </w:p>
+    <w:p>
+      <w:pPr>
+        <w:pStyle w:val="ListParagraph"/>
+        <w:numPr>
+          <w:ilvl w:val="0"/>
+          <w:numId w:val="5"/>
+        </w:numPr>
+        <w:rPr>
+          <w:sz w:val="22"/>
+          <w:szCs w:val="22"/>
+        </w:rPr>
+      </w:pPr>
+      <w:r>
+        <w:rPr>
+          <w:sz w:val="22"/>
+          <w:szCs w:val="22"/>
+        </w:rPr>
+        <w:t>Researched and applied state-of-the-art methods in explainable AI, clustering, and dimensionality reduction; explored applications of transformer-based models and large language models in data interpretation.</w:t>
+      </w:r>
+    </w:p>
+    <w:p>
+      <w:pPr>
+        <w:rPr>
+          <w:sz w:val="22"/>
+          <w:szCs w:val="22"/>
+        </w:rPr>
+      </w:pPr>
     </w:p>
     <w:p>
       <w:pPr>
@@ -2500,6 +2302,119 @@
 <file path=word/numbering.xml><?xml version="1.0" encoding="utf-8"?>
 <w:numbering xmlns:wpc="http://schemas.microsoft.com/office/word/2010/wordprocessingCanvas" xmlns:cx="http://schemas.microsoft.com/office/drawing/2014/chartex" xmlns:cx1="http://schemas.microsoft.com/office/drawing/2015/9/8/chartex" xmlns:cx2="http://schemas.microsoft.com/office/drawing/2015/10/21/chartex" xmlns:cx3="http://schemas.microsoft.com/office/drawing/2016/5/9/chartex" xmlns:cx4="http://schemas.microsoft.com/office/drawing/2016/5/10/chartex" xmlns:cx5="http://schemas.microsoft.com/office/drawing/2016/5/11/chartex" xmlns:cx6="http://schemas.microsoft.com/office/drawing/2016/5/12/chartex" xmlns:cx7="http://schemas.microsoft.com/office/drawing/2016/5/13/chartex" xmlns:cx8="http://schemas.microsoft.com/office/drawing/2016/5/14/chartex" xmlns:mc="http://schemas.openxmlformats.org/markup-compatibility/2006" xmlns:aink="http://schemas.microsoft.com/office/drawing/2016/ink" xmlns:am3d="http://schemas.microsoft.com/office/drawing/2017/model3d" xmlns:o="urn:schemas-microsoft-com:office:office" xmlns:oel="http://schemas.microsoft.com/office/2019/extlst" xmlns:r="http://schemas.openxmlformats.org/officeDocument/2006/relationships" xmlns:m="http://schemas.openxmlformats.org/officeDocument/2006/math" xmlns:v="urn:schemas-microsoft-com:vml" xmlns:wp14="http://schemas.microsoft.com/office/word/2010/wordprocessingDrawing" xmlns:wp="http://schemas.openxmlformats.org/drawingml/2006/wordprocessingDrawing" xmlns:w10="urn:schemas-microsoft-com:office:word" xmlns:w="http://schemas.openxmlformats.org/wordprocessingml/2006/main" xmlns:w14="http://schemas.microsoft.com/office/word/2010/wordml" xmlns:w15="http://schemas.microsoft.com/office/word/2012/wordml" xmlns:w16cex="http://schemas.microsoft.com/office/word/2018/wordml/cex" xmlns:w16cid="http://schemas.microsoft.com/office/word/2016/wordml/cid" xmlns:w16="http://schemas.microsoft.com/office/word/2018/wordml" xmlns:w16du="http://schemas.microsoft.com/office/word/2023/wordml/word16du" xmlns:w16sdtdh="http://schemas.microsoft.com/office/word/2020/wordml/sdtdatahash" xmlns:w16sdtfl="http://schemas.microsoft.com/office/word/2024/wordml/sdtformatlock" xmlns:w16se="http://schemas.microsoft.com/office/word/2015/wordml/symex" xmlns:wpg="http://schemas.microsoft.com/office/word/2010/wordprocessingGroup" xmlns:wpi="http://schemas.microsoft.com/office/word/2010/wordprocessingInk" xmlns:wne="http://schemas.microsoft.com/office/word/2006/wordml" xmlns:wps="http://schemas.microsoft.com/office/word/2010/wordprocessingShape" mc:Ignorable="w14 w15 w16se w16cid w16 w16cex w16sdtdh w16sdtfl w16du wp14">
   <w:abstractNum w:abstractNumId="0" w15:restartNumberingAfterBreak="0">
+    <w:nsid w:val="0410196E"/>
+    <w:multiLevelType w:val="hybridMultilevel"/>
+    <w:tmpl w:val="B324FA16"/>
+    <w:lvl w:ilvl="0" w:tplc="04090001">
+      <w:start w:val="1"/>
+      <w:numFmt w:val="bullet"/>
+      <w:lvlText w:val=""/>
+      <w:lvlJc w:val="left"/>
+      <w:pPr>
+        <w:ind w:left="720" w:hanging="360"/>
+      </w:pPr>
+      <w:rPr>
+        <w:rFonts w:ascii="Symbol" w:hAnsi="Symbol" w:hint="default"/>
+      </w:rPr>
+    </w:lvl>
+    <w:lvl w:ilvl="1" w:tplc="04090003" w:tentative="1">
+      <w:start w:val="1"/>
+      <w:numFmt w:val="bullet"/>
+      <w:lvlText w:val="o"/>
+      <w:lvlJc w:val="left"/>
+      <w:pPr>
+        <w:ind w:left="1440" w:hanging="360"/>
+      </w:pPr>
+      <w:rPr>
+        <w:rFonts w:ascii="Courier New" w:hAnsi="Courier New" w:cs="Courier New" w:hint="default"/>
+      </w:rPr>
+    </w:lvl>
+    <w:lvl w:ilvl="2" w:tplc="04090005" w:tentative="1">
+      <w:start w:val="1"/>
+      <w:numFmt w:val="bullet"/>
+      <w:lvlText w:val=""/>
+      <w:lvlJc w:val="left"/>
+      <w:pPr>
+        <w:ind w:left="2160" w:hanging="360"/>
+      </w:pPr>
+      <w:rPr>
+        <w:rFonts w:ascii="Wingdings" w:hAnsi="Wingdings" w:hint="default"/>
+      </w:rPr>
+    </w:lvl>
+    <w:lvl w:ilvl="3" w:tplc="04090001" w:tentative="1">
+      <w:start w:val="1"/>
+      <w:numFmt w:val="bullet"/>
+      <w:lvlText w:val=""/>
+      <w:lvlJc w:val="left"/>
+      <w:pPr>
+        <w:ind w:left="2880" w:hanging="360"/>
+      </w:pPr>
+      <w:rPr>
+        <w:rFonts w:ascii="Symbol" w:hAnsi="Symbol" w:hint="default"/>
+      </w:rPr>
+    </w:lvl>
+    <w:lvl w:ilvl="4" w:tplc="04090003" w:tentative="1">
+      <w:start w:val="1"/>
+      <w:numFmt w:val="bullet"/>
+      <w:lvlText w:val="o"/>
+      <w:lvlJc w:val="left"/>
+      <w:pPr>
+        <w:ind w:left="3600" w:hanging="360"/>
+      </w:pPr>
+      <w:rPr>
+        <w:rFonts w:ascii="Courier New" w:hAnsi="Courier New" w:cs="Courier New" w:hint="default"/>
+      </w:rPr>
+    </w:lvl>
+    <w:lvl w:ilvl="5" w:tplc="04090005" w:tentative="1">
+      <w:start w:val="1"/>
+      <w:numFmt w:val="bullet"/>
+      <w:lvlText w:val=""/>
+      <w:lvlJc w:val="left"/>
+      <w:pPr>
+        <w:ind w:left="4320" w:hanging="360"/>
+      </w:pPr>
+      <w:rPr>
+        <w:rFonts w:ascii="Wingdings" w:hAnsi="Wingdings" w:hint="default"/>
+      </w:rPr>
+    </w:lvl>
+    <w:lvl w:ilvl="6" w:tplc="04090001" w:tentative="1">
+      <w:start w:val="1"/>
+      <w:numFmt w:val="bullet"/>
+      <w:lvlText w:val=""/>
+      <w:lvlJc w:val="left"/>
+      <w:pPr>
+        <w:ind w:left="5040" w:hanging="360"/>
+      </w:pPr>
+      <w:rPr>
+        <w:rFonts w:ascii="Symbol" w:hAnsi="Symbol" w:hint="default"/>
+      </w:rPr>
+    </w:lvl>
+    <w:lvl w:ilvl="7" w:tplc="04090003" w:tentative="1">
+      <w:start w:val="1"/>
+      <w:numFmt w:val="bullet"/>
+      <w:lvlText w:val="o"/>
+      <w:lvlJc w:val="left"/>
+      <w:pPr>
+        <w:ind w:left="5760" w:hanging="360"/>
+      </w:pPr>
+      <w:rPr>
+        <w:rFonts w:ascii="Courier New" w:hAnsi="Courier New" w:cs="Courier New" w:hint="default"/>
+      </w:rPr>
+    </w:lvl>
+    <w:lvl w:ilvl="8" w:tplc="04090005" w:tentative="1">
+      <w:start w:val="1"/>
+      <w:numFmt w:val="bullet"/>
+      <w:lvlText w:val=""/>
+      <w:lvlJc w:val="left"/>
+      <w:pPr>
+        <w:ind w:left="6480" w:hanging="360"/>
+      </w:pPr>
+      <w:rPr>
+        <w:rFonts w:ascii="Wingdings" w:hAnsi="Wingdings" w:hint="default"/>
+      </w:rPr>
+    </w:lvl>
+  </w:abstractNum>
+  <w:abstractNum w:abstractNumId="1" w15:restartNumberingAfterBreak="0">
     <w:nsid w:val="1D502A30"/>
     <w:multiLevelType w:val="multilevel"/>
     <w:tmpl w:val="555072C8"/>
@@ -2621,7 +2536,7 @@
       </w:rPr>
     </w:lvl>
   </w:abstractNum>
-  <w:abstractNum w:abstractNumId="1" w15:restartNumberingAfterBreak="0">
+  <w:abstractNum w:abstractNumId="2" w15:restartNumberingAfterBreak="0">
     <w:nsid w:val="257404DE"/>
     <w:multiLevelType w:val="multilevel"/>
     <w:tmpl w:val="EA204D4A"/>
@@ -2743,7 +2658,233 @@
       </w:rPr>
     </w:lvl>
   </w:abstractNum>
-  <w:abstractNum w:abstractNumId="2" w15:restartNumberingAfterBreak="0">
+  <w:abstractNum w:abstractNumId="3" w15:restartNumberingAfterBreak="0">
+    <w:nsid w:val="3F5F6125"/>
+    <w:multiLevelType w:val="hybridMultilevel"/>
+    <w:tmpl w:val="387A1230"/>
+    <w:lvl w:ilvl="0" w:tplc="04090001">
+      <w:start w:val="1"/>
+      <w:numFmt w:val="bullet"/>
+      <w:lvlText w:val=""/>
+      <w:lvlJc w:val="left"/>
+      <w:pPr>
+        <w:ind w:left="720" w:hanging="360"/>
+      </w:pPr>
+      <w:rPr>
+        <w:rFonts w:ascii="Symbol" w:hAnsi="Symbol" w:hint="default"/>
+      </w:rPr>
+    </w:lvl>
+    <w:lvl w:ilvl="1" w:tplc="04090003" w:tentative="1">
+      <w:start w:val="1"/>
+      <w:numFmt w:val="bullet"/>
+      <w:lvlText w:val="o"/>
+      <w:lvlJc w:val="left"/>
+      <w:pPr>
+        <w:ind w:left="1440" w:hanging="360"/>
+      </w:pPr>
+      <w:rPr>
+        <w:rFonts w:ascii="Courier New" w:hAnsi="Courier New" w:cs="Courier New" w:hint="default"/>
+      </w:rPr>
+    </w:lvl>
+    <w:lvl w:ilvl="2" w:tplc="04090005" w:tentative="1">
+      <w:start w:val="1"/>
+      <w:numFmt w:val="bullet"/>
+      <w:lvlText w:val=""/>
+      <w:lvlJc w:val="left"/>
+      <w:pPr>
+        <w:ind w:left="2160" w:hanging="360"/>
+      </w:pPr>
+      <w:rPr>
+        <w:rFonts w:ascii="Wingdings" w:hAnsi="Wingdings" w:hint="default"/>
+      </w:rPr>
+    </w:lvl>
+    <w:lvl w:ilvl="3" w:tplc="04090001" w:tentative="1">
+      <w:start w:val="1"/>
+      <w:numFmt w:val="bullet"/>
+      <w:lvlText w:val=""/>
+      <w:lvlJc w:val="left"/>
+      <w:pPr>
+        <w:ind w:left="2880" w:hanging="360"/>
+      </w:pPr>
+      <w:rPr>
+        <w:rFonts w:ascii="Symbol" w:hAnsi="Symbol" w:hint="default"/>
+      </w:rPr>
+    </w:lvl>
+    <w:lvl w:ilvl="4" w:tplc="04090003" w:tentative="1">
+      <w:start w:val="1"/>
+      <w:numFmt w:val="bullet"/>
+      <w:lvlText w:val="o"/>
+      <w:lvlJc w:val="left"/>
+      <w:pPr>
+        <w:ind w:left="3600" w:hanging="360"/>
+      </w:pPr>
+      <w:rPr>
+        <w:rFonts w:ascii="Courier New" w:hAnsi="Courier New" w:cs="Courier New" w:hint="default"/>
+      </w:rPr>
+    </w:lvl>
+    <w:lvl w:ilvl="5" w:tplc="04090005" w:tentative="1">
+      <w:start w:val="1"/>
+      <w:numFmt w:val="bullet"/>
+      <w:lvlText w:val=""/>
+      <w:lvlJc w:val="left"/>
+      <w:pPr>
+        <w:ind w:left="4320" w:hanging="360"/>
+      </w:pPr>
+      <w:rPr>
+        <w:rFonts w:ascii="Wingdings" w:hAnsi="Wingdings" w:hint="default"/>
+      </w:rPr>
+    </w:lvl>
+    <w:lvl w:ilvl="6" w:tplc="04090001" w:tentative="1">
+      <w:start w:val="1"/>
+      <w:numFmt w:val="bullet"/>
+      <w:lvlText w:val=""/>
+      <w:lvlJc w:val="left"/>
+      <w:pPr>
+        <w:ind w:left="5040" w:hanging="360"/>
+      </w:pPr>
+      <w:rPr>
+        <w:rFonts w:ascii="Symbol" w:hAnsi="Symbol" w:hint="default"/>
+      </w:rPr>
+    </w:lvl>
+    <w:lvl w:ilvl="7" w:tplc="04090003" w:tentative="1">
+      <w:start w:val="1"/>
+      <w:numFmt w:val="bullet"/>
+      <w:lvlText w:val="o"/>
+      <w:lvlJc w:val="left"/>
+      <w:pPr>
+        <w:ind w:left="5760" w:hanging="360"/>
+      </w:pPr>
+      <w:rPr>
+        <w:rFonts w:ascii="Courier New" w:hAnsi="Courier New" w:cs="Courier New" w:hint="default"/>
+      </w:rPr>
+    </w:lvl>
+    <w:lvl w:ilvl="8" w:tplc="04090005" w:tentative="1">
+      <w:start w:val="1"/>
+      <w:numFmt w:val="bullet"/>
+      <w:lvlText w:val=""/>
+      <w:lvlJc w:val="left"/>
+      <w:pPr>
+        <w:ind w:left="6480" w:hanging="360"/>
+      </w:pPr>
+      <w:rPr>
+        <w:rFonts w:ascii="Wingdings" w:hAnsi="Wingdings" w:hint="default"/>
+      </w:rPr>
+    </w:lvl>
+  </w:abstractNum>
+  <w:abstractNum w:abstractNumId="4" w15:restartNumberingAfterBreak="0">
+    <w:nsid w:val="53BF1716"/>
+    <w:multiLevelType w:val="hybridMultilevel"/>
+    <w:tmpl w:val="A5B49664"/>
+    <w:lvl w:ilvl="0" w:tplc="04090001">
+      <w:start w:val="1"/>
+      <w:numFmt w:val="bullet"/>
+      <w:lvlText w:val=""/>
+      <w:lvlJc w:val="left"/>
+      <w:pPr>
+        <w:ind w:left="720" w:hanging="360"/>
+      </w:pPr>
+      <w:rPr>
+        <w:rFonts w:ascii="Symbol" w:hAnsi="Symbol" w:hint="default"/>
+      </w:rPr>
+    </w:lvl>
+    <w:lvl w:ilvl="1" w:tplc="04090003" w:tentative="1">
+      <w:start w:val="1"/>
+      <w:numFmt w:val="bullet"/>
+      <w:lvlText w:val="o"/>
+      <w:lvlJc w:val="left"/>
+      <w:pPr>
+        <w:ind w:left="1440" w:hanging="360"/>
+      </w:pPr>
+      <w:rPr>
+        <w:rFonts w:ascii="Courier New" w:hAnsi="Courier New" w:cs="Courier New" w:hint="default"/>
+      </w:rPr>
+    </w:lvl>
+    <w:lvl w:ilvl="2" w:tplc="04090005" w:tentative="1">
+      <w:start w:val="1"/>
+      <w:numFmt w:val="bullet"/>
+      <w:lvlText w:val=""/>
+      <w:lvlJc w:val="left"/>
+      <w:pPr>
+        <w:ind w:left="2160" w:hanging="360"/>
+      </w:pPr>
+      <w:rPr>
+        <w:rFonts w:ascii="Wingdings" w:hAnsi="Wingdings" w:hint="default"/>
+      </w:rPr>
+    </w:lvl>
+    <w:lvl w:ilvl="3" w:tplc="04090001" w:tentative="1">
+      <w:start w:val="1"/>
+      <w:numFmt w:val="bullet"/>
+      <w:lvlText w:val=""/>
+      <w:lvlJc w:val="left"/>
+      <w:pPr>
+        <w:ind w:left="2880" w:hanging="360"/>
+      </w:pPr>
+      <w:rPr>
+        <w:rFonts w:ascii="Symbol" w:hAnsi="Symbol" w:hint="default"/>
+      </w:rPr>
+    </w:lvl>
+    <w:lvl w:ilvl="4" w:tplc="04090003" w:tentative="1">
+      <w:start w:val="1"/>
+      <w:numFmt w:val="bullet"/>
+      <w:lvlText w:val="o"/>
+      <w:lvlJc w:val="left"/>
+      <w:pPr>
+        <w:ind w:left="3600" w:hanging="360"/>
+      </w:pPr>
+      <w:rPr>
+        <w:rFonts w:ascii="Courier New" w:hAnsi="Courier New" w:cs="Courier New" w:hint="default"/>
+      </w:rPr>
+    </w:lvl>
+    <w:lvl w:ilvl="5" w:tplc="04090005" w:tentative="1">
+      <w:start w:val="1"/>
+      <w:numFmt w:val="bullet"/>
+      <w:lvlText w:val=""/>
+      <w:lvlJc w:val="left"/>
+      <w:pPr>
+        <w:ind w:left="4320" w:hanging="360"/>
+      </w:pPr>
+      <w:rPr>
+        <w:rFonts w:ascii="Wingdings" w:hAnsi="Wingdings" w:hint="default"/>
+      </w:rPr>
+    </w:lvl>
+    <w:lvl w:ilvl="6" w:tplc="04090001" w:tentative="1">
+      <w:start w:val="1"/>
+      <w:numFmt w:val="bullet"/>
+      <w:lvlText w:val=""/>
+      <w:lvlJc w:val="left"/>
+      <w:pPr>
+        <w:ind w:left="5040" w:hanging="360"/>
+      </w:pPr>
+      <w:rPr>
+        <w:rFonts w:ascii="Symbol" w:hAnsi="Symbol" w:hint="default"/>
+      </w:rPr>
+    </w:lvl>
+    <w:lvl w:ilvl="7" w:tplc="04090003" w:tentative="1">
+      <w:start w:val="1"/>
+      <w:numFmt w:val="bullet"/>
+      <w:lvlText w:val="o"/>
+      <w:lvlJc w:val="left"/>
+      <w:pPr>
+        <w:ind w:left="5760" w:hanging="360"/>
+      </w:pPr>
+      <w:rPr>
+        <w:rFonts w:ascii="Courier New" w:hAnsi="Courier New" w:cs="Courier New" w:hint="default"/>
+      </w:rPr>
+    </w:lvl>
+    <w:lvl w:ilvl="8" w:tplc="04090005" w:tentative="1">
+      <w:start w:val="1"/>
+      <w:numFmt w:val="bullet"/>
+      <w:lvlText w:val=""/>
+      <w:lvlJc w:val="left"/>
+      <w:pPr>
+        <w:ind w:left="6480" w:hanging="360"/>
+      </w:pPr>
+      <w:rPr>
+        <w:rFonts w:ascii="Wingdings" w:hAnsi="Wingdings" w:hint="default"/>
+      </w:rPr>
+    </w:lvl>
+  </w:abstractNum>
+  <w:abstractNum w:abstractNumId="5" w15:restartNumberingAfterBreak="0">
     <w:nsid w:val="61C46420"/>
     <w:multiLevelType w:val="hybridMultilevel"/>
     <w:tmpl w:val="D7A0A2FA"/>
@@ -2856,7 +2997,7 @@
       </w:rPr>
     </w:lvl>
   </w:abstractNum>
-  <w:abstractNum w:abstractNumId="3" w15:restartNumberingAfterBreak="0">
+  <w:abstractNum w:abstractNumId="6" w15:restartNumberingAfterBreak="0">
     <w:nsid w:val="65872CD8"/>
     <w:multiLevelType w:val="hybridMultilevel"/>
     <w:tmpl w:val="8C6ED24A"/>
@@ -2969,7 +3110,7 @@
       </w:rPr>
     </w:lvl>
   </w:abstractNum>
-  <w:abstractNum w:abstractNumId="4" w15:restartNumberingAfterBreak="0">
+  <w:abstractNum w:abstractNumId="7" w15:restartNumberingAfterBreak="0">
     <w:nsid w:val="6C4B584A"/>
     <w:multiLevelType w:val="multilevel"/>
     <w:tmpl w:val="C0F4EF06"/>
@@ -3091,7 +3232,7 @@
       </w:rPr>
     </w:lvl>
   </w:abstractNum>
-  <w:abstractNum w:abstractNumId="5" w15:restartNumberingAfterBreak="0">
+  <w:abstractNum w:abstractNumId="8" w15:restartNumberingAfterBreak="0">
     <w:nsid w:val="792959E8"/>
     <w:multiLevelType w:val="hybridMultilevel"/>
     <w:tmpl w:val="FED25B70"/>
@@ -3205,22 +3346,31 @@
     </w:lvl>
   </w:abstractNum>
   <w:num w:numId="1" w16cid:durableId="127011688">
+    <w:abstractNumId w:val="1"/>
+  </w:num>
+  <w:num w:numId="2" w16cid:durableId="1909802497">
+    <w:abstractNumId w:val="7"/>
+  </w:num>
+  <w:num w:numId="3" w16cid:durableId="160852401">
+    <w:abstractNumId w:val="2"/>
+  </w:num>
+  <w:num w:numId="4" w16cid:durableId="1555392291">
+    <w:abstractNumId w:val="8"/>
+  </w:num>
+  <w:num w:numId="5" w16cid:durableId="1738940393">
+    <w:abstractNumId w:val="5"/>
+  </w:num>
+  <w:num w:numId="6" w16cid:durableId="1786844203">
+    <w:abstractNumId w:val="6"/>
+  </w:num>
+  <w:num w:numId="7" w16cid:durableId="365449703">
+    <w:abstractNumId w:val="3"/>
+  </w:num>
+  <w:num w:numId="8" w16cid:durableId="1018121167">
     <w:abstractNumId w:val="0"/>
   </w:num>
-  <w:num w:numId="2" w16cid:durableId="1909802497">
+  <w:num w:numId="9" w16cid:durableId="1428385681">
     <w:abstractNumId w:val="4"/>
-  </w:num>
-  <w:num w:numId="3" w16cid:durableId="160852401">
-    <w:abstractNumId w:val="1"/>
-  </w:num>
-  <w:num w:numId="4" w16cid:durableId="1555392291">
-    <w:abstractNumId w:val="5"/>
-  </w:num>
-  <w:num w:numId="5" w16cid:durableId="1738940393">
-    <w:abstractNumId w:val="2"/>
-  </w:num>
-  <w:num w:numId="6" w16cid:durableId="1786844203">
-    <w:abstractNumId w:val="3"/>
   </w:num>
 </w:numbering>
 </file>
